--- a/docs/vignettes/04_regession/05_linear_regression.docx
+++ b/docs/vignettes/04_regession/05_linear_regression.docx
@@ -98,7 +98,7 @@
                     <a:graphicData uri="http://schemas.openxmlformats.org/drawingml/2006/picture">
                       <pic:pic>
                         <pic:nvPicPr>
-                          <pic:cNvPr descr="/Applications/quarto/share/formats/docx/note.png" id="11" name="Picture"/>
+                          <pic:cNvPr descr="/Applications/Positron.app/Contents/Resources/app/quarto/share/formats/docx/note.png" id="11" name="Picture"/>
                           <pic:cNvPicPr>
                             <a:picLocks noChangeArrowheads="1" noChangeAspect="1"/>
                           </pic:cNvPicPr>
@@ -2232,7 +2232,7 @@
                     <a:graphicData uri="http://schemas.openxmlformats.org/drawingml/2006/picture">
                       <pic:pic>
                         <pic:nvPicPr>
-                          <pic:cNvPr descr="/Applications/quarto/share/formats/docx/important.png" id="18" name="Picture"/>
+                          <pic:cNvPr descr="/Applications/Positron.app/Contents/Resources/app/quarto/share/formats/docx/important.png" id="18" name="Picture"/>
                           <pic:cNvPicPr>
                             <a:picLocks noChangeArrowheads="1" noChangeAspect="1"/>
                           </pic:cNvPicPr>
@@ -3351,7 +3351,7 @@
                     <a:graphicData uri="http://schemas.openxmlformats.org/drawingml/2006/picture">
                       <pic:pic>
                         <pic:nvPicPr>
-                          <pic:cNvPr descr="/Applications/quarto/share/formats/docx/tip.png" id="29" name="Picture"/>
+                          <pic:cNvPr descr="/Applications/Positron.app/Contents/Resources/app/quarto/share/formats/docx/tip.png" id="29" name="Picture"/>
                           <pic:cNvPicPr>
                             <a:picLocks noChangeArrowheads="1" noChangeAspect="1"/>
                           </pic:cNvPicPr>
@@ -4045,7 +4045,7 @@
                     <a:graphicData uri="http://schemas.openxmlformats.org/drawingml/2006/picture">
                       <pic:pic>
                         <pic:nvPicPr>
-                          <pic:cNvPr descr="/Applications/quarto/share/formats/docx/important.png" id="35" name="Picture"/>
+                          <pic:cNvPr descr="/Applications/Positron.app/Contents/Resources/app/quarto/share/formats/docx/important.png" id="35" name="Picture"/>
                           <pic:cNvPicPr>
                             <a:picLocks noChangeArrowheads="1" noChangeAspect="1"/>
                           </pic:cNvPicPr>
@@ -4735,7 +4735,7 @@
                     <a:graphicData uri="http://schemas.openxmlformats.org/drawingml/2006/picture">
                       <pic:pic>
                         <pic:nvPicPr>
-                          <pic:cNvPr descr="/Applications/quarto/share/formats/docx/important.png" id="44" name="Picture"/>
+                          <pic:cNvPr descr="/Applications/Positron.app/Contents/Resources/app/quarto/share/formats/docx/important.png" id="44" name="Picture"/>
                           <pic:cNvPicPr>
                             <a:picLocks noChangeArrowheads="1" noChangeAspect="1"/>
                           </pic:cNvPicPr>
@@ -5219,7 +5219,7 @@
                     <a:graphicData uri="http://schemas.openxmlformats.org/drawingml/2006/picture">
                       <pic:pic>
                         <pic:nvPicPr>
-                          <pic:cNvPr descr="/Applications/quarto/share/formats/docx/note.png" id="51" name="Picture"/>
+                          <pic:cNvPr descr="/Applications/Positron.app/Contents/Resources/app/quarto/share/formats/docx/note.png" id="51" name="Picture"/>
                           <pic:cNvPicPr>
                             <a:picLocks noChangeArrowheads="1" noChangeAspect="1"/>
                           </pic:cNvPicPr>
@@ -5509,7 +5509,7 @@
                     <a:graphicData uri="http://schemas.openxmlformats.org/drawingml/2006/picture">
                       <pic:pic>
                         <pic:nvPicPr>
-                          <pic:cNvPr descr="/Applications/quarto/share/formats/docx/warning.png" id="54" name="Picture"/>
+                          <pic:cNvPr descr="/Applications/Positron.app/Contents/Resources/app/quarto/share/formats/docx/warning.png" id="54" name="Picture"/>
                           <pic:cNvPicPr>
                             <a:picLocks noChangeArrowheads="1" noChangeAspect="1"/>
                           </pic:cNvPicPr>
@@ -6153,7 +6153,7 @@
                     <a:graphicData uri="http://schemas.openxmlformats.org/drawingml/2006/picture">
                       <pic:pic>
                         <pic:nvPicPr>
-                          <pic:cNvPr descr="/Applications/quarto/share/formats/docx/tip.png" id="59" name="Picture"/>
+                          <pic:cNvPr descr="/Applications/Positron.app/Contents/Resources/app/quarto/share/formats/docx/tip.png" id="59" name="Picture"/>
                           <pic:cNvPicPr>
                             <a:picLocks noChangeArrowheads="1" noChangeAspect="1"/>
                           </pic:cNvPicPr>
@@ -7822,7 +7822,7 @@
                     <a:graphicData uri="http://schemas.openxmlformats.org/drawingml/2006/picture">
                       <pic:pic>
                         <pic:nvPicPr>
-                          <pic:cNvPr descr="/Applications/quarto/share/formats/docx/tip.png" id="70" name="Picture"/>
+                          <pic:cNvPr descr="/Applications/Positron.app/Contents/Resources/app/quarto/share/formats/docx/tip.png" id="70" name="Picture"/>
                           <pic:cNvPicPr>
                             <a:picLocks noChangeArrowheads="1" noChangeAspect="1"/>
                           </pic:cNvPicPr>
